--- a/backend/tests/fixtures/word/arabic-quotation.docx
+++ b/backend/tests/fixtures/word/arabic-quotation.docx
@@ -1225,7 +1225,17 @@
           <w:rtl w:val="false"/>
           <w:lang w:val="en-US" w:bidi="ar-SA"/>
         </w:rPr>
-        <w:t xml:space="preserve">Meta.</w:t>
+        <w:t xml:space="preserve">Meta</w:t>
+      </w:r>
+      <w:r>
+        <w:rPr>
+          <w:rFonts w:ascii="Arial" w:cs="Arial" w:eastAsia="Arial" w:hAnsi="Arial"/>
+          <w:sz w:val="24"/>
+          <w:szCs w:val="24"/>
+          <w:rtl/>
+          <w:lang w:val="en-US" w:bidi="ar-SA"/>
+        </w:rPr>
+        <w:t xml:space="preserve">.</w:t>
       </w:r>
     </w:p>
     <w:p>
